--- a/backend/templates/stability_summary.docx
+++ b/backend/templates/stability_summary.docx
@@ -7,17 +7,30 @@
         <w:pStyle w:val="Heading1"/>
       </w:pPr>
       <w:r>
-        <w:t>Stability Summary</w:t>
+        <w:t>{{ section_number }} {{ section_title }}</w:t>
       </w:r>
     </w:p>
     <w:p>
       <w:r>
-        <w:t>Declared shelf life: {{ product.shelf_life_months }} months. Storage condition: {{ product.storage_condition }}.</w:t>
+        <w:t>{{ owner_label }}: {{ owner_name }}</w:t>
       </w:r>
     </w:p>
     <w:p>
       <w:r>
-        <w:t>Stability studies on file:</w:t>
+        <w:t>{{ claim_statement }}</w:t>
+      </w:r>
+    </w:p>
+    <w:p>
+      <w:r>
+        <w:t>{{ storage_statement }}</w:t>
+      </w:r>
+    </w:p>
+    <w:p>
+      <w:pPr>
+        <w:pStyle w:val="Heading2"/>
+      </w:pPr>
+      <w:r>
+        <w:t>Studies</w:t>
       </w:r>
     </w:p>
     <w:tbl>
@@ -27,49 +40,103 @@
         <w:tblLook w:firstColumn="1" w:firstRow="1" w:lastColumn="0" w:lastRow="0" w:noHBand="0" w:noVBand="1" w:val="04A0"/>
       </w:tblPr>
       <w:tblGrid>
-        <w:gridCol w:w="2160"/>
-        <w:gridCol w:w="2160"/>
-        <w:gridCol w:w="2160"/>
-        <w:gridCol w:w="2160"/>
+        <w:gridCol w:w="1234"/>
+        <w:gridCol w:w="1234"/>
+        <w:gridCol w:w="1234"/>
+        <w:gridCol w:w="1234"/>
+        <w:gridCol w:w="1234"/>
+        <w:gridCol w:w="1234"/>
+        <w:gridCol w:w="1234"/>
       </w:tblGrid>
       <w:tr>
         <w:tc>
           <w:tcPr>
-            <w:tcW w:type="dxa" w:w="2160"/>
+            <w:tcW w:type="dxa" w:w="1234"/>
           </w:tcPr>
           <w:p>
             <w:r>
-              <w:t>Study Type</w:t>
+              <w:rPr>
+                <w:b/>
+              </w:rPr>
+              <w:t>Study</w:t>
             </w:r>
           </w:p>
         </w:tc>
         <w:tc>
           <w:tcPr>
-            <w:tcW w:type="dxa" w:w="2160"/>
+            <w:tcW w:type="dxa" w:w="1234"/>
           </w:tcPr>
           <w:p>
             <w:r>
+              <w:rPr>
+                <w:b/>
+              </w:rPr>
               <w:t>Condition</w:t>
             </w:r>
           </w:p>
         </w:tc>
         <w:tc>
           <w:tcPr>
-            <w:tcW w:type="dxa" w:w="2160"/>
+            <w:tcW w:type="dxa" w:w="1234"/>
           </w:tcPr>
           <w:p>
             <w:r>
+              <w:rPr>
+                <w:b/>
+              </w:rPr>
+              <w:t>Batch</w:t>
+            </w:r>
+          </w:p>
+        </w:tc>
+        <w:tc>
+          <w:tcPr>
+            <w:tcW w:type="dxa" w:w="1234"/>
+          </w:tcPr>
+          <w:p>
+            <w:r>
+              <w:rPr>
+                <w:b/>
+              </w:rPr>
+              <w:t>Pack</w:t>
+            </w:r>
+          </w:p>
+        </w:tc>
+        <w:tc>
+          <w:tcPr>
+            <w:tcW w:type="dxa" w:w="1234"/>
+          </w:tcPr>
+          <w:p>
+            <w:r>
+              <w:rPr>
+                <w:b/>
+              </w:rPr>
               <w:t>Duration (months)</w:t>
             </w:r>
           </w:p>
         </w:tc>
         <w:tc>
           <w:tcPr>
-            <w:tcW w:type="dxa" w:w="2160"/>
+            <w:tcW w:type="dxa" w:w="1234"/>
           </w:tcPr>
           <w:p>
             <w:r>
-              <w:t>Result Summary</w:t>
+              <w:rPr>
+                <w:b/>
+              </w:rPr>
+              <w:t>Timepoints</w:t>
+            </w:r>
+          </w:p>
+        </w:tc>
+        <w:tc>
+          <w:tcPr>
+            <w:tcW w:type="dxa" w:w="1234"/>
+          </w:tcPr>
+          <w:p>
+            <w:r>
+              <w:rPr>
+                <w:b/>
+              </w:rPr>
+              <w:t>Supported</w:t>
             </w:r>
           </w:p>
         </w:tc>
@@ -77,29 +144,47 @@
       <w:tr>
         <w:tc>
           <w:tcPr>
-            <w:tcW w:type="dxa" w:w="2160"/>
+            <w:tcW w:type="dxa" w:w="1234"/>
           </w:tcPr>
           <w:p>
             <w:r>
-              <w:t>{%tr for study in stability %}</w:t>
+              <w:t>{%tr for s in studies %}</w:t>
             </w:r>
           </w:p>
         </w:tc>
         <w:tc>
           <w:tcPr>
-            <w:tcW w:type="dxa" w:w="2160"/>
+            <w:tcW w:type="dxa" w:w="1234"/>
           </w:tcPr>
           <w:p/>
         </w:tc>
         <w:tc>
           <w:tcPr>
-            <w:tcW w:type="dxa" w:w="2160"/>
+            <w:tcW w:type="dxa" w:w="1234"/>
           </w:tcPr>
           <w:p/>
         </w:tc>
         <w:tc>
           <w:tcPr>
-            <w:tcW w:type="dxa" w:w="2160"/>
+            <w:tcW w:type="dxa" w:w="1234"/>
+          </w:tcPr>
+          <w:p/>
+        </w:tc>
+        <w:tc>
+          <w:tcPr>
+            <w:tcW w:type="dxa" w:w="1234"/>
+          </w:tcPr>
+          <w:p/>
+        </w:tc>
+        <w:tc>
+          <w:tcPr>
+            <w:tcW w:type="dxa" w:w="1234"/>
+          </w:tcPr>
+          <w:p/>
+        </w:tc>
+        <w:tc>
+          <w:tcPr>
+            <w:tcW w:type="dxa" w:w="1234"/>
           </w:tcPr>
           <w:p/>
         </w:tc>
@@ -107,41 +192,71 @@
       <w:tr>
         <w:tc>
           <w:tcPr>
-            <w:tcW w:type="dxa" w:w="2160"/>
+            <w:tcW w:type="dxa" w:w="1234"/>
           </w:tcPr>
           <w:p>
             <w:r>
-              <w:t>{{ study.study_type.value }}</w:t>
+              <w:t>{{ s.study_type }}</w:t>
             </w:r>
           </w:p>
         </w:tc>
         <w:tc>
           <w:tcPr>
-            <w:tcW w:type="dxa" w:w="2160"/>
+            <w:tcW w:type="dxa" w:w="1234"/>
           </w:tcPr>
           <w:p>
             <w:r>
-              <w:t>{{ study.condition }}</w:t>
+              <w:t>{{ s.condition }}</w:t>
             </w:r>
           </w:p>
         </w:tc>
         <w:tc>
           <w:tcPr>
-            <w:tcW w:type="dxa" w:w="2160"/>
+            <w:tcW w:type="dxa" w:w="1234"/>
           </w:tcPr>
           <w:p>
             <w:r>
-              <w:t>{{ study.duration_months }}</w:t>
+              <w:t>{{ s.batch_number }}</w:t>
             </w:r>
           </w:p>
         </w:tc>
         <w:tc>
           <w:tcPr>
-            <w:tcW w:type="dxa" w:w="2160"/>
+            <w:tcW w:type="dxa" w:w="1234"/>
           </w:tcPr>
           <w:p>
             <w:r>
-              <w:t>{{ study.result_summary }}</w:t>
+              <w:t>{{ s.pack }}</w:t>
+            </w:r>
+          </w:p>
+        </w:tc>
+        <w:tc>
+          <w:tcPr>
+            <w:tcW w:type="dxa" w:w="1234"/>
+          </w:tcPr>
+          <w:p>
+            <w:r>
+              <w:t>{{ s.duration_months }}</w:t>
+            </w:r>
+          </w:p>
+        </w:tc>
+        <w:tc>
+          <w:tcPr>
+            <w:tcW w:type="dxa" w:w="1234"/>
+          </w:tcPr>
+          <w:p>
+            <w:r>
+              <w:t>{{ s.timepoints }}</w:t>
+            </w:r>
+          </w:p>
+        </w:tc>
+        <w:tc>
+          <w:tcPr>
+            <w:tcW w:type="dxa" w:w="1234"/>
+          </w:tcPr>
+          <w:p>
+            <w:r>
+              <w:t>{{ s.supported_months }}</w:t>
             </w:r>
           </w:p>
         </w:tc>
@@ -149,7 +264,7 @@
       <w:tr>
         <w:tc>
           <w:tcPr>
-            <w:tcW w:type="dxa" w:w="2160"/>
+            <w:tcW w:type="dxa" w:w="1234"/>
           </w:tcPr>
           <w:p>
             <w:r>
@@ -159,27 +274,74 @@
         </w:tc>
         <w:tc>
           <w:tcPr>
-            <w:tcW w:type="dxa" w:w="2160"/>
+            <w:tcW w:type="dxa" w:w="1234"/>
           </w:tcPr>
           <w:p/>
         </w:tc>
         <w:tc>
           <w:tcPr>
-            <w:tcW w:type="dxa" w:w="2160"/>
+            <w:tcW w:type="dxa" w:w="1234"/>
           </w:tcPr>
           <w:p/>
         </w:tc>
         <w:tc>
           <w:tcPr>
-            <w:tcW w:type="dxa" w:w="2160"/>
+            <w:tcW w:type="dxa" w:w="1234"/>
+          </w:tcPr>
+          <w:p/>
+        </w:tc>
+        <w:tc>
+          <w:tcPr>
+            <w:tcW w:type="dxa" w:w="1234"/>
+          </w:tcPr>
+          <w:p/>
+        </w:tc>
+        <w:tc>
+          <w:tcPr>
+            <w:tcW w:type="dxa" w:w="1234"/>
+          </w:tcPr>
+          <w:p/>
+        </w:tc>
+        <w:tc>
+          <w:tcPr>
+            <w:tcW w:type="dxa" w:w="1234"/>
           </w:tcPr>
           <w:p/>
         </w:tc>
       </w:tr>
     </w:tbl>
     <w:p>
+      <w:pPr>
+        <w:pStyle w:val="Heading2"/>
+      </w:pPr>
       <w:r>
-        <w:t>Conclusion: {{ narrative.conclusion or '[[AI DRAFT PENDING -- stability conclusion]]' }}</w:t>
+        <w:t>Attributes monitored</w:t>
+      </w:r>
+    </w:p>
+    <w:p>
+      <w:r>
+        <w:t>{% for test in tests_monitored %}{{ test }}{% if not loop.last %}; {% endif %}{% endfor %}</w:t>
+      </w:r>
+    </w:p>
+    <w:p>
+      <w:pPr>
+        <w:pStyle w:val="Heading2"/>
+      </w:pPr>
+      <w:r>
+        <w:t>Conclusion</w:t>
+      </w:r>
+    </w:p>
+    <w:p>
+      <w:r>
+        <w:t>{{ narrative.conclusion or '[[AI DRAFT PENDING -- stability conclusion]]' }}</w:t>
+      </w:r>
+    </w:p>
+    <w:p>
+      <w:r>
+        <w:rPr>
+          <w:sz w:val="18"/>
+        </w:rPr>
+        <w:t>The period stated above is computed from the timepoint results filed in the corresponding stability data section, judged against the acceptance criteria in the specification. It is not re-entered here, and this section cannot state a period the data does not support.</w:t>
       </w:r>
     </w:p>
     <w:sectPr>
